--- a/workshop5/workshop5.docx
+++ b/workshop5/workshop5.docx
@@ -45,6 +45,24 @@
           <w:lang w:val="nl-NL"/>
         </w:rPr>
         <w:t>Git hub link :</w:t>
+      </w:r>
+      <w:r>
+        <w:rPr>
+          <w:rFonts w:asciiTheme="majorHAnsi" w:hAnsiTheme="majorHAnsi"/>
+          <w:b/>
+          <w:bCs/>
+          <w:lang w:val="nl-NL"/>
+        </w:rPr>
+        <w:t xml:space="preserve"> </w:t>
+      </w:r>
+      <w:r>
+        <w:rPr>
+          <w:rFonts w:asciiTheme="majorHAnsi" w:hAnsiTheme="majorHAnsi"/>
+          <w:b/>
+          <w:bCs/>
+          <w:lang w:val="nl-NL"/>
+        </w:rPr>
+        <w:t>https://github.com/SCodes07/fullstackdevelopment/tree/main/workshop5</w:t>
       </w:r>
     </w:p>
     <w:p>
@@ -410,6 +428,9 @@
     <w:p/>
     <w:p>
       <w:r>
+        <w:rPr>
+          <w:noProof/>
+        </w:rPr>
         <w:drawing>
           <wp:inline distT="0" distB="0" distL="0" distR="0" wp14:anchorId="0B3F27B5" wp14:editId="4C2C1483">
             <wp:extent cx="5689600" cy="1606583"/>
